--- a/artifacts/bids/2026-02-23/zayavka_2026-02-23.docx
+++ b/artifacts/bids/2026-02-23/zayavka_2026-02-23.docx
@@ -254,7 +254,7 @@
               <w:jc w:val="right"/>
             </w:pPr>
             <w:r>
-              <w:t>1,376</w:t>
+              <w:t>1,349</w:t>
             </w:r>
           </w:p>
         </w:tc>
@@ -277,7 +277,7 @@
               <w:jc w:val="right"/>
             </w:pPr>
             <w:r>
-              <w:t>1,154</w:t>
+              <w:t>1,206</w:t>
             </w:r>
           </w:p>
         </w:tc>
@@ -302,7 +302,7 @@
               <w:jc w:val="right"/>
             </w:pPr>
             <w:r>
-              <w:t>1,071</w:t>
+              <w:t>1,031</w:t>
             </w:r>
           </w:p>
         </w:tc>
@@ -325,7 +325,7 @@
               <w:jc w:val="right"/>
             </w:pPr>
             <w:r>
-              <w:t>1,709</w:t>
+              <w:t>1,750</w:t>
             </w:r>
           </w:p>
         </w:tc>
@@ -350,7 +350,7 @@
               <w:jc w:val="right"/>
             </w:pPr>
             <w:r>
-              <w:t>0,612</w:t>
+              <w:t>0,607</w:t>
             </w:r>
           </w:p>
         </w:tc>
@@ -373,7 +373,7 @@
               <w:jc w:val="right"/>
             </w:pPr>
             <w:r>
-              <w:t>2,099</w:t>
+              <w:t>2,134</w:t>
             </w:r>
           </w:p>
         </w:tc>
@@ -398,7 +398,7 @@
               <w:jc w:val="right"/>
             </w:pPr>
             <w:r>
-              <w:t>0,246</w:t>
+              <w:t>0,252</w:t>
             </w:r>
           </w:p>
         </w:tc>
@@ -421,7 +421,7 @@
               <w:jc w:val="right"/>
             </w:pPr>
             <w:r>
-              <w:t>2,557</w:t>
+              <w:t>2,545</w:t>
             </w:r>
           </w:p>
         </w:tc>
@@ -446,7 +446,7 @@
               <w:jc w:val="right"/>
             </w:pPr>
             <w:r>
-              <w:t>0,158</w:t>
+              <w:t>0,159</w:t>
             </w:r>
           </w:p>
         </w:tc>
@@ -469,7 +469,7 @@
               <w:jc w:val="right"/>
             </w:pPr>
             <w:r>
-              <w:t>2,918</w:t>
+              <w:t>2,963</w:t>
             </w:r>
           </w:p>
         </w:tc>
@@ -494,7 +494,7 @@
               <w:jc w:val="right"/>
             </w:pPr>
             <w:r>
-              <w:t>0,131</w:t>
+              <w:t>0,132</w:t>
             </w:r>
           </w:p>
         </w:tc>
@@ -517,7 +517,7 @@
               <w:jc w:val="right"/>
             </w:pPr>
             <w:r>
-              <w:t>3,388</w:t>
+              <w:t>3,422</w:t>
             </w:r>
           </w:p>
         </w:tc>
@@ -565,7 +565,7 @@
               <w:jc w:val="right"/>
             </w:pPr>
             <w:r>
-              <w:t>3,731</w:t>
+              <w:t>3,745</w:t>
             </w:r>
           </w:p>
         </w:tc>
@@ -590,7 +590,7 @@
               <w:jc w:val="right"/>
             </w:pPr>
             <w:r>
-              <w:t>0,084</w:t>
+              <w:t>0,082</w:t>
             </w:r>
           </w:p>
         </w:tc>
@@ -613,7 +613,7 @@
               <w:jc w:val="right"/>
             </w:pPr>
             <w:r>
-              <w:t>4,301</w:t>
+              <w:t>4,297</w:t>
             </w:r>
           </w:p>
         </w:tc>
@@ -661,7 +661,7 @@
               <w:jc w:val="right"/>
             </w:pPr>
             <w:r>
-              <w:t>4,674</w:t>
+              <w:t>4,664</w:t>
             </w:r>
           </w:p>
         </w:tc>
@@ -686,7 +686,7 @@
               <w:jc w:val="right"/>
             </w:pPr>
             <w:r>
-              <w:t>0,088</w:t>
+              <w:t>0,089</w:t>
             </w:r>
           </w:p>
         </w:tc>
@@ -709,7 +709,7 @@
               <w:jc w:val="right"/>
             </w:pPr>
             <w:r>
-              <w:t>4,607</w:t>
+              <w:t>4,599</w:t>
             </w:r>
           </w:p>
         </w:tc>
@@ -734,7 +734,7 @@
               <w:jc w:val="right"/>
             </w:pPr>
             <w:r>
-              <w:t>0,376</w:t>
+              <w:t>0,384</w:t>
             </w:r>
           </w:p>
         </w:tc>
@@ -757,7 +757,7 @@
               <w:jc w:val="right"/>
             </w:pPr>
             <w:r>
-              <w:t>4,833</w:t>
+              <w:t>4,832</w:t>
             </w:r>
           </w:p>
         </w:tc>
@@ -782,7 +782,7 @@
               <w:jc w:val="right"/>
             </w:pPr>
             <w:r>
-              <w:t>0,605</w:t>
+              <w:t>0,602</w:t>
             </w:r>
           </w:p>
         </w:tc>
@@ -805,7 +805,7 @@
               <w:jc w:val="right"/>
             </w:pPr>
             <w:r>
-              <w:t>4,881</w:t>
+              <w:t>4,880</w:t>
             </w:r>
           </w:p>
         </w:tc>
@@ -821,7 +821,7 @@
         <w:rPr>
           <w:b/>
         </w:rPr>
-        <w:t>Итого за сутки: 45,759 МВт·ч.</w:t>
+        <w:t>Итого за сутки: 45,884 МВт·ч.</w:t>
       </w:r>
     </w:p>
     <w:p>
@@ -834,7 +834,7 @@
     </w:p>
     <w:p>
       <w:r>
-        <w:t>Прогноз 2b7f88a9eeb8, сформирован 22.02.2026 05:00 (Астана); модель windcast-0.1.0-cascade+direct; погода: Open-Meteo Previous Runs: ECMWF IFS, ECMWF AIFS, ICON, GFS, UKMO, GEM, CMA, выпуск 2026-02-21 18:00:00 UTC.</w:t>
+        <w:t>Прогноз c7d01ae7bb20, сформирован 22.02.2026 05:00 (Астана); модель windcast-0.1.0-cascade+direct; погода: Open-Meteo Previous Runs: ECMWF IFS, ECMWF AIFS, ICON, GFS, UKMO, GEM, CMA, выпуск 2026-02-21 18:00:00 UTC.</w:t>
       </w:r>
     </w:p>
     <w:tbl>
@@ -940,7 +940,7 @@
           </w:tcPr>
           <w:p>
             <w:r>
-              <w:t>0,032</w:t>
+              <w:t>0,034</w:t>
             </w:r>
           </w:p>
         </w:tc>
@@ -950,7 +950,7 @@
           </w:tcPr>
           <w:p>
             <w:r>
-              <w:t>1,376</w:t>
+              <w:t>1,349</w:t>
             </w:r>
           </w:p>
         </w:tc>
@@ -960,7 +960,7 @@
           </w:tcPr>
           <w:p>
             <w:r>
-              <w:t>3,901</w:t>
+              <w:t>3,923</w:t>
             </w:r>
           </w:p>
         </w:tc>
@@ -1002,7 +1002,7 @@
           </w:tcPr>
           <w:p>
             <w:r>
-              <w:t>0,047</w:t>
+              <w:t>0,046</w:t>
             </w:r>
           </w:p>
         </w:tc>
@@ -1012,7 +1012,7 @@
           </w:tcPr>
           <w:p>
             <w:r>
-              <w:t>1,071</w:t>
+              <w:t>1,031</w:t>
             </w:r>
           </w:p>
         </w:tc>
@@ -1022,7 +1022,7 @@
           </w:tcPr>
           <w:p>
             <w:r>
-              <w:t>4,051</w:t>
+              <w:t>4,024</w:t>
             </w:r>
           </w:p>
         </w:tc>
@@ -1074,7 +1074,7 @@
           </w:tcPr>
           <w:p>
             <w:r>
-              <w:t>0,612</w:t>
+              <w:t>0,607</w:t>
             </w:r>
           </w:p>
         </w:tc>
@@ -1084,7 +1084,7 @@
           </w:tcPr>
           <w:p>
             <w:r>
-              <w:t>3,841</w:t>
+              <w:t>3,804</w:t>
             </w:r>
           </w:p>
         </w:tc>
@@ -1136,7 +1136,7 @@
           </w:tcPr>
           <w:p>
             <w:r>
-              <w:t>0,246</w:t>
+              <w:t>0,252</w:t>
             </w:r>
           </w:p>
         </w:tc>
@@ -1146,7 +1146,7 @@
           </w:tcPr>
           <w:p>
             <w:r>
-              <w:t>2,658</w:t>
+              <w:t>2,675</w:t>
             </w:r>
           </w:p>
         </w:tc>
@@ -1198,7 +1198,7 @@
           </w:tcPr>
           <w:p>
             <w:r>
-              <w:t>0,158</w:t>
+              <w:t>0,159</w:t>
             </w:r>
           </w:p>
         </w:tc>
@@ -1208,7 +1208,7 @@
           </w:tcPr>
           <w:p>
             <w:r>
-              <w:t>1,645</w:t>
+              <w:t>1,631</w:t>
             </w:r>
           </w:p>
         </w:tc>
@@ -1260,7 +1260,7 @@
           </w:tcPr>
           <w:p>
             <w:r>
-              <w:t>0,131</w:t>
+              <w:t>0,132</w:t>
             </w:r>
           </w:p>
         </w:tc>
@@ -1270,7 +1270,7 @@
           </w:tcPr>
           <w:p>
             <w:r>
-              <w:t>1,534</w:t>
+              <w:t>1,543</w:t>
             </w:r>
           </w:p>
         </w:tc>
@@ -1332,7 +1332,7 @@
           </w:tcPr>
           <w:p>
             <w:r>
-              <w:t>0,992</w:t>
+              <w:t>0,989</w:t>
             </w:r>
           </w:p>
         </w:tc>
@@ -1384,7 +1384,7 @@
           </w:tcPr>
           <w:p>
             <w:r>
-              <w:t>0,084</w:t>
+              <w:t>0,082</w:t>
             </w:r>
           </w:p>
         </w:tc>
@@ -1404,7 +1404,7 @@
           </w:tcPr>
           <w:p>
             <w:r>
-              <w:t>2.6</w:t>
+              <w:t>2.5</w:t>
             </w:r>
           </w:p>
         </w:tc>
@@ -1456,7 +1456,7 @@
           </w:tcPr>
           <w:p>
             <w:r>
-              <w:t>1,243</w:t>
+              <w:t>1,199</w:t>
             </w:r>
           </w:p>
         </w:tc>
@@ -1508,7 +1508,7 @@
           </w:tcPr>
           <w:p>
             <w:r>
-              <w:t>0,088</w:t>
+              <w:t>0,089</w:t>
             </w:r>
           </w:p>
         </w:tc>
@@ -1518,7 +1518,7 @@
           </w:tcPr>
           <w:p>
             <w:r>
-              <w:t>1,089</w:t>
+              <w:t>1,111</w:t>
             </w:r>
           </w:p>
         </w:tc>
@@ -1528,7 +1528,7 @@
           </w:tcPr>
           <w:p>
             <w:r>
-              <w:t>2.7</w:t>
+              <w:t>2.6</w:t>
             </w:r>
           </w:p>
         </w:tc>
@@ -1560,7 +1560,7 @@
           </w:tcPr>
           <w:p>
             <w:r>
-              <w:t>0,016</w:t>
+              <w:t>0,014</w:t>
             </w:r>
           </w:p>
         </w:tc>
@@ -1570,7 +1570,7 @@
           </w:tcPr>
           <w:p>
             <w:r>
-              <w:t>0,376</w:t>
+              <w:t>0,384</w:t>
             </w:r>
           </w:p>
         </w:tc>
@@ -1580,7 +1580,7 @@
           </w:tcPr>
           <w:p>
             <w:r>
-              <w:t>1,653</w:t>
+              <w:t>1,645</w:t>
             </w:r>
           </w:p>
         </w:tc>
@@ -1622,7 +1622,7 @@
           </w:tcPr>
           <w:p>
             <w:r>
-              <w:t>0,050</w:t>
+              <w:t>0,047</w:t>
             </w:r>
           </w:p>
         </w:tc>
@@ -1632,7 +1632,7 @@
           </w:tcPr>
           <w:p>
             <w:r>
-              <w:t>0,605</w:t>
+              <w:t>0,602</w:t>
             </w:r>
           </w:p>
         </w:tc>
@@ -1642,7 +1642,7 @@
           </w:tcPr>
           <w:p>
             <w:r>
-              <w:t>2,576</w:t>
+              <w:t>2,663</w:t>
             </w:r>
           </w:p>
         </w:tc>
@@ -1684,7 +1684,7 @@
           </w:tcPr>
           <w:p>
             <w:r>
-              <w:t>0,008</w:t>
+              <w:t>0,009</w:t>
             </w:r>
           </w:p>
         </w:tc>
@@ -1694,7 +1694,7 @@
           </w:tcPr>
           <w:p>
             <w:r>
-              <w:t>1,154</w:t>
+              <w:t>1,206</w:t>
             </w:r>
           </w:p>
         </w:tc>
@@ -1704,7 +1704,7 @@
           </w:tcPr>
           <w:p>
             <w:r>
-              <w:t>3,643</w:t>
+              <w:t>3,636</w:t>
             </w:r>
           </w:p>
         </w:tc>
@@ -1714,7 +1714,7 @@
           </w:tcPr>
           <w:p>
             <w:r>
-              <w:t>6.1</w:t>
+              <w:t>6.2</w:t>
             </w:r>
           </w:p>
         </w:tc>
@@ -1746,7 +1746,7 @@
           </w:tcPr>
           <w:p>
             <w:r>
-              <w:t>0,074</w:t>
+              <w:t>0,076</w:t>
             </w:r>
           </w:p>
         </w:tc>
@@ -1756,7 +1756,7 @@
           </w:tcPr>
           <w:p>
             <w:r>
-              <w:t>1,709</w:t>
+              <w:t>1,750</w:t>
             </w:r>
           </w:p>
         </w:tc>
@@ -1766,7 +1766,7 @@
           </w:tcPr>
           <w:p>
             <w:r>
-              <w:t>4,279</w:t>
+              <w:t>4,215</w:t>
             </w:r>
           </w:p>
         </w:tc>
@@ -1776,7 +1776,7 @@
           </w:tcPr>
           <w:p>
             <w:r>
-              <w:t>6.9</w:t>
+              <w:t>7.0</w:t>
             </w:r>
           </w:p>
         </w:tc>
@@ -1808,7 +1808,7 @@
           </w:tcPr>
           <w:p>
             <w:r>
-              <w:t>0,185</w:t>
+              <w:t>0,196</w:t>
             </w:r>
           </w:p>
         </w:tc>
@@ -1818,7 +1818,7 @@
           </w:tcPr>
           <w:p>
             <w:r>
-              <w:t>2,099</w:t>
+              <w:t>2,134</w:t>
             </w:r>
           </w:p>
         </w:tc>
@@ -1828,7 +1828,7 @@
           </w:tcPr>
           <w:p>
             <w:r>
-              <w:t>4,502</w:t>
+              <w:t>4,505</w:t>
             </w:r>
           </w:p>
         </w:tc>
@@ -1838,7 +1838,7 @@
           </w:tcPr>
           <w:p>
             <w:r>
-              <w:t>7.4</w:t>
+              <w:t>7.5</w:t>
             </w:r>
           </w:p>
         </w:tc>
@@ -1870,7 +1870,7 @@
           </w:tcPr>
           <w:p>
             <w:r>
-              <w:t>0,426</w:t>
+              <w:t>0,416</w:t>
             </w:r>
           </w:p>
         </w:tc>
@@ -1880,7 +1880,7 @@
           </w:tcPr>
           <w:p>
             <w:r>
-              <w:t>2,557</w:t>
+              <w:t>2,545</w:t>
             </w:r>
           </w:p>
         </w:tc>
@@ -1890,7 +1890,7 @@
           </w:tcPr>
           <w:p>
             <w:r>
-              <w:t>4,546</w:t>
+              <w:t>4,543</w:t>
             </w:r>
           </w:p>
         </w:tc>
@@ -1932,7 +1932,7 @@
           </w:tcPr>
           <w:p>
             <w:r>
-              <w:t>0,776</w:t>
+              <w:t>0,804</w:t>
             </w:r>
           </w:p>
         </w:tc>
@@ -1942,7 +1942,7 @@
           </w:tcPr>
           <w:p>
             <w:r>
-              <w:t>2,918</w:t>
+              <w:t>2,963</w:t>
             </w:r>
           </w:p>
         </w:tc>
@@ -1952,7 +1952,7 @@
           </w:tcPr>
           <w:p>
             <w:r>
-              <w:t>4,750</w:t>
+              <w:t>4,749</w:t>
             </w:r>
           </w:p>
         </w:tc>
@@ -1994,7 +1994,7 @@
           </w:tcPr>
           <w:p>
             <w:r>
-              <w:t>1,300</w:t>
+              <w:t>1,249</w:t>
             </w:r>
           </w:p>
         </w:tc>
@@ -2004,7 +2004,7 @@
           </w:tcPr>
           <w:p>
             <w:r>
-              <w:t>3,388</w:t>
+              <w:t>3,422</w:t>
             </w:r>
           </w:p>
         </w:tc>
@@ -2014,7 +2014,7 @@
           </w:tcPr>
           <w:p>
             <w:r>
-              <w:t>4,814</w:t>
+              <w:t>4,824</w:t>
             </w:r>
           </w:p>
         </w:tc>
@@ -2024,7 +2024,7 @@
           </w:tcPr>
           <w:p>
             <w:r>
-              <w:t>9.0</w:t>
+              <w:t>8.9</w:t>
             </w:r>
           </w:p>
         </w:tc>
@@ -2056,7 +2056,7 @@
           </w:tcPr>
           <w:p>
             <w:r>
-              <w:t>1,829</w:t>
+              <w:t>1,795</w:t>
             </w:r>
           </w:p>
         </w:tc>
@@ -2066,7 +2066,7 @@
           </w:tcPr>
           <w:p>
             <w:r>
-              <w:t>3,731</w:t>
+              <w:t>3,745</w:t>
             </w:r>
           </w:p>
         </w:tc>
@@ -2076,7 +2076,7 @@
           </w:tcPr>
           <w:p>
             <w:r>
-              <w:t>4,905</w:t>
+              <w:t>4,896</w:t>
             </w:r>
           </w:p>
         </w:tc>
@@ -2086,7 +2086,7 @@
           </w:tcPr>
           <w:p>
             <w:r>
-              <w:t>9.3</w:t>
+              <w:t>9.4</w:t>
             </w:r>
           </w:p>
         </w:tc>
@@ -2118,7 +2118,7 @@
           </w:tcPr>
           <w:p>
             <w:r>
-              <w:t>2,424</w:t>
+              <w:t>2,430</w:t>
             </w:r>
           </w:p>
         </w:tc>
@@ -2128,7 +2128,7 @@
           </w:tcPr>
           <w:p>
             <w:r>
-              <w:t>4,301</w:t>
+              <w:t>4,297</w:t>
             </w:r>
           </w:p>
         </w:tc>
@@ -2138,7 +2138,7 @@
           </w:tcPr>
           <w:p>
             <w:r>
-              <w:t>4,905</w:t>
+              <w:t>4,912</w:t>
             </w:r>
           </w:p>
         </w:tc>
@@ -2180,7 +2180,7 @@
           </w:tcPr>
           <w:p>
             <w:r>
-              <w:t>3,069</w:t>
+              <w:t>3,048</w:t>
             </w:r>
           </w:p>
         </w:tc>
@@ -2190,7 +2190,7 @@
           </w:tcPr>
           <w:p>
             <w:r>
-              <w:t>4,674</w:t>
+              <w:t>4,664</w:t>
             </w:r>
           </w:p>
         </w:tc>
@@ -2210,7 +2210,7 @@
           </w:tcPr>
           <w:p>
             <w:r>
-              <w:t>11.0</w:t>
+              <w:t>10.9</w:t>
             </w:r>
           </w:p>
         </w:tc>
@@ -2242,7 +2242,7 @@
           </w:tcPr>
           <w:p>
             <w:r>
-              <w:t>3,141</w:t>
+              <w:t>3,119</w:t>
             </w:r>
           </w:p>
         </w:tc>
@@ -2252,7 +2252,7 @@
           </w:tcPr>
           <w:p>
             <w:r>
-              <w:t>4,607</w:t>
+              <w:t>4,599</w:t>
             </w:r>
           </w:p>
         </w:tc>
@@ -2262,7 +2262,7 @@
           </w:tcPr>
           <w:p>
             <w:r>
-              <w:t>4,974</w:t>
+              <w:t>4,972</w:t>
             </w:r>
           </w:p>
         </w:tc>
@@ -2304,7 +2304,7 @@
           </w:tcPr>
           <w:p>
             <w:r>
-              <w:t>3,925</w:t>
+              <w:t>3,907</w:t>
             </w:r>
           </w:p>
         </w:tc>
@@ -2314,7 +2314,7 @@
           </w:tcPr>
           <w:p>
             <w:r>
-              <w:t>4,833</w:t>
+              <w:t>4,832</w:t>
             </w:r>
           </w:p>
         </w:tc>
@@ -2324,7 +2324,7 @@
           </w:tcPr>
           <w:p>
             <w:r>
-              <w:t>4,984</w:t>
+              <w:t>4,981</w:t>
             </w:r>
           </w:p>
         </w:tc>
@@ -2376,7 +2376,7 @@
           </w:tcPr>
           <w:p>
             <w:r>
-              <w:t>4,881</w:t>
+              <w:t>4,880</w:t>
             </w:r>
           </w:p>
         </w:tc>
@@ -2416,6 +2416,14 @@
       </w:pPr>
       <w:r>
         <w:t>погодные модели расходятся больше 2.5 м/с в 8 ч</w:t>
+      </w:r>
+    </w:p>
+    <w:p>
+      <w:pPr>
+        <w:pStyle w:val="ListBullet"/>
+      </w:pPr>
+      <w:r>
+        <w:t>резкий рост на 1.53 МВт за 3 ч к 14:00</w:t>
       </w:r>
     </w:p>
     <w:p>
@@ -2552,7 +2560,7 @@
           </w:tcPr>
           <w:p>
             <w:r>
-              <w:t>1,065</w:t>
+              <w:t>1,033</w:t>
             </w:r>
           </w:p>
         </w:tc>
@@ -2562,7 +2570,7 @@
           </w:tcPr>
           <w:p>
             <w:r>
-              <w:t>1,376 → 0,311</w:t>
+              <w:t>1,349 → 0,316</w:t>
             </w:r>
           </w:p>
         </w:tc>
@@ -2614,7 +2622,7 @@
           </w:tcPr>
           <w:p>
             <w:r>
-              <w:t>0,875</w:t>
+              <w:t>0,832</w:t>
             </w:r>
           </w:p>
         </w:tc>
@@ -2624,7 +2632,7 @@
           </w:tcPr>
           <w:p>
             <w:r>
-              <w:t>1,071 → 0,196</w:t>
+              <w:t>1,031 → 0,199</w:t>
             </w:r>
           </w:p>
         </w:tc>
@@ -2676,7 +2684,7 @@
           </w:tcPr>
           <w:p>
             <w:r>
-              <w:t>0,582</w:t>
+              <w:t>0,557</w:t>
             </w:r>
           </w:p>
         </w:tc>
@@ -2686,7 +2694,7 @@
           </w:tcPr>
           <w:p>
             <w:r>
-              <w:t>4,674 → 4,092</w:t>
+              <w:t>4,664 → 4,107</w:t>
             </w:r>
           </w:p>
         </w:tc>

--- a/artifacts/bids/2026-02-23/zayavka_2026-02-23.docx
+++ b/artifacts/bids/2026-02-23/zayavka_2026-02-23.docx
@@ -254,7 +254,7 @@
               <w:jc w:val="right"/>
             </w:pPr>
             <w:r>
-              <w:t>1,349</w:t>
+              <w:t>1,337</w:t>
             </w:r>
           </w:p>
         </w:tc>
@@ -277,7 +277,7 @@
               <w:jc w:val="right"/>
             </w:pPr>
             <w:r>
-              <w:t>1,206</w:t>
+              <w:t>1,296</w:t>
             </w:r>
           </w:p>
         </w:tc>
@@ -302,7 +302,7 @@
               <w:jc w:val="right"/>
             </w:pPr>
             <w:r>
-              <w:t>1,031</w:t>
+              <w:t>1,003</w:t>
             </w:r>
           </w:p>
         </w:tc>
@@ -325,7 +325,7 @@
               <w:jc w:val="right"/>
             </w:pPr>
             <w:r>
-              <w:t>1,750</w:t>
+              <w:t>1,811</w:t>
             </w:r>
           </w:p>
         </w:tc>
@@ -350,7 +350,7 @@
               <w:jc w:val="right"/>
             </w:pPr>
             <w:r>
-              <w:t>0,607</w:t>
+              <w:t>0,553</w:t>
             </w:r>
           </w:p>
         </w:tc>
@@ -373,7 +373,7 @@
               <w:jc w:val="right"/>
             </w:pPr>
             <w:r>
-              <w:t>2,134</w:t>
+              <w:t>2,096</w:t>
             </w:r>
           </w:p>
         </w:tc>
@@ -398,7 +398,7 @@
               <w:jc w:val="right"/>
             </w:pPr>
             <w:r>
-              <w:t>0,252</w:t>
+              <w:t>0,223</w:t>
             </w:r>
           </w:p>
         </w:tc>
@@ -421,7 +421,7 @@
               <w:jc w:val="right"/>
             </w:pPr>
             <w:r>
-              <w:t>2,545</w:t>
+              <w:t>2,500</w:t>
             </w:r>
           </w:p>
         </w:tc>
@@ -446,7 +446,7 @@
               <w:jc w:val="right"/>
             </w:pPr>
             <w:r>
-              <w:t>0,159</w:t>
+              <w:t>0,130</w:t>
             </w:r>
           </w:p>
         </w:tc>
@@ -469,7 +469,7 @@
               <w:jc w:val="right"/>
             </w:pPr>
             <w:r>
-              <w:t>2,963</w:t>
+              <w:t>2,968</w:t>
             </w:r>
           </w:p>
         </w:tc>
@@ -494,7 +494,7 @@
               <w:jc w:val="right"/>
             </w:pPr>
             <w:r>
-              <w:t>0,132</w:t>
+              <w:t>0,130</w:t>
             </w:r>
           </w:p>
         </w:tc>
@@ -517,7 +517,7 @@
               <w:jc w:val="right"/>
             </w:pPr>
             <w:r>
-              <w:t>3,422</w:t>
+              <w:t>3,460</w:t>
             </w:r>
           </w:p>
         </w:tc>
@@ -542,7 +542,7 @@
               <w:jc w:val="right"/>
             </w:pPr>
             <w:r>
-              <w:t>0,083</w:t>
+              <w:t>0,069</w:t>
             </w:r>
           </w:p>
         </w:tc>
@@ -565,7 +565,7 @@
               <w:jc w:val="right"/>
             </w:pPr>
             <w:r>
-              <w:t>3,745</w:t>
+              <w:t>3,777</w:t>
             </w:r>
           </w:p>
         </w:tc>
@@ -590,7 +590,7 @@
               <w:jc w:val="right"/>
             </w:pPr>
             <w:r>
-              <w:t>0,082</w:t>
+              <w:t>0,089</w:t>
             </w:r>
           </w:p>
         </w:tc>
@@ -613,7 +613,7 @@
               <w:jc w:val="right"/>
             </w:pPr>
             <w:r>
-              <w:t>4,297</w:t>
+              <w:t>4,286</w:t>
             </w:r>
           </w:p>
         </w:tc>
@@ -638,7 +638,7 @@
               <w:jc w:val="right"/>
             </w:pPr>
             <w:r>
-              <w:t>0,077</w:t>
+              <w:t>0,067</w:t>
             </w:r>
           </w:p>
         </w:tc>
@@ -661,7 +661,7 @@
               <w:jc w:val="right"/>
             </w:pPr>
             <w:r>
-              <w:t>4,664</w:t>
+              <w:t>4,689</w:t>
             </w:r>
           </w:p>
         </w:tc>
@@ -686,7 +686,7 @@
               <w:jc w:val="right"/>
             </w:pPr>
             <w:r>
-              <w:t>0,089</w:t>
+              <w:t>0,081</w:t>
             </w:r>
           </w:p>
         </w:tc>
@@ -709,7 +709,7 @@
               <w:jc w:val="right"/>
             </w:pPr>
             <w:r>
-              <w:t>4,599</w:t>
+              <w:t>4,587</w:t>
             </w:r>
           </w:p>
         </w:tc>
@@ -734,7 +734,7 @@
               <w:jc w:val="right"/>
             </w:pPr>
             <w:r>
-              <w:t>0,384</w:t>
+              <w:t>0,382</w:t>
             </w:r>
           </w:p>
         </w:tc>
@@ -757,7 +757,7 @@
               <w:jc w:val="right"/>
             </w:pPr>
             <w:r>
-              <w:t>4,832</w:t>
+              <w:t>4,842</w:t>
             </w:r>
           </w:p>
         </w:tc>
@@ -782,7 +782,7 @@
               <w:jc w:val="right"/>
             </w:pPr>
             <w:r>
-              <w:t>0,602</w:t>
+              <w:t>0,599</w:t>
             </w:r>
           </w:p>
         </w:tc>
@@ -805,7 +805,7 @@
               <w:jc w:val="right"/>
             </w:pPr>
             <w:r>
-              <w:t>4,880</w:t>
+              <w:t>4,909</w:t>
             </w:r>
           </w:p>
         </w:tc>
@@ -834,7 +834,7 @@
     </w:p>
     <w:p>
       <w:r>
-        <w:t>Прогноз c7d01ae7bb20, сформирован 22.02.2026 05:00 (Астана); модель windcast-0.1.0-cascade+direct; погода: Open-Meteo Previous Runs: ECMWF IFS, ECMWF AIFS, ICON, GFS, UKMO, GEM, CMA, выпуск 2026-02-21 18:00:00 UTC.</w:t>
+        <w:t>Прогноз a7370f3fe662, сформирован 22.02.2026 05:00 (Астана); модель windcast-0.1.0-cascade+cqr; погода: Open-Meteo Previous Runs: ECMWF IFS, ECMWF AIFS, ICON, GFS, UKMO, GEM, CMA, выпуск 2026-02-21 18:00:00 UTC.</w:t>
       </w:r>
     </w:p>
     <w:tbl>
@@ -940,7 +940,7 @@
           </w:tcPr>
           <w:p>
             <w:r>
-              <w:t>0,034</w:t>
+              <w:t>0,000</w:t>
             </w:r>
           </w:p>
         </w:tc>
@@ -950,7 +950,7 @@
           </w:tcPr>
           <w:p>
             <w:r>
-              <w:t>1,349</w:t>
+              <w:t>1,337</w:t>
             </w:r>
           </w:p>
         </w:tc>
@@ -960,7 +960,7 @@
           </w:tcPr>
           <w:p>
             <w:r>
-              <w:t>3,923</w:t>
+              <w:t>3,918</w:t>
             </w:r>
           </w:p>
         </w:tc>
@@ -1002,7 +1002,7 @@
           </w:tcPr>
           <w:p>
             <w:r>
-              <w:t>0,046</w:t>
+              <w:t>0,008</w:t>
             </w:r>
           </w:p>
         </w:tc>
@@ -1012,7 +1012,7 @@
           </w:tcPr>
           <w:p>
             <w:r>
-              <w:t>1,031</w:t>
+              <w:t>1,003</w:t>
             </w:r>
           </w:p>
         </w:tc>
@@ -1022,7 +1022,7 @@
           </w:tcPr>
           <w:p>
             <w:r>
-              <w:t>4,024</w:t>
+              <w:t>4,064</w:t>
             </w:r>
           </w:p>
         </w:tc>
@@ -1064,7 +1064,7 @@
           </w:tcPr>
           <w:p>
             <w:r>
-              <w:t>0,009</w:t>
+              <w:t>0,000</w:t>
             </w:r>
           </w:p>
         </w:tc>
@@ -1074,7 +1074,7 @@
           </w:tcPr>
           <w:p>
             <w:r>
-              <w:t>0,607</w:t>
+              <w:t>0,553</w:t>
             </w:r>
           </w:p>
         </w:tc>
@@ -1084,7 +1084,7 @@
           </w:tcPr>
           <w:p>
             <w:r>
-              <w:t>3,804</w:t>
+              <w:t>3,954</w:t>
             </w:r>
           </w:p>
         </w:tc>
@@ -1126,7 +1126,7 @@
           </w:tcPr>
           <w:p>
             <w:r>
-              <w:t>0,008</w:t>
+              <w:t>0,000</w:t>
             </w:r>
           </w:p>
         </w:tc>
@@ -1136,7 +1136,7 @@
           </w:tcPr>
           <w:p>
             <w:r>
-              <w:t>0,252</w:t>
+              <w:t>0,223</w:t>
             </w:r>
           </w:p>
         </w:tc>
@@ -1146,7 +1146,7 @@
           </w:tcPr>
           <w:p>
             <w:r>
-              <w:t>2,675</w:t>
+              <w:t>2,873</w:t>
             </w:r>
           </w:p>
         </w:tc>
@@ -1198,7 +1198,7 @@
           </w:tcPr>
           <w:p>
             <w:r>
-              <w:t>0,159</w:t>
+              <w:t>0,130</w:t>
             </w:r>
           </w:p>
         </w:tc>
@@ -1208,7 +1208,7 @@
           </w:tcPr>
           <w:p>
             <w:r>
-              <w:t>1,631</w:t>
+              <w:t>1,605</w:t>
             </w:r>
           </w:p>
         </w:tc>
@@ -1250,7 +1250,7 @@
           </w:tcPr>
           <w:p>
             <w:r>
-              <w:t>0,027</w:t>
+              <w:t>0,038</w:t>
             </w:r>
           </w:p>
         </w:tc>
@@ -1260,7 +1260,7 @@
           </w:tcPr>
           <w:p>
             <w:r>
-              <w:t>0,132</w:t>
+              <w:t>0,130</w:t>
             </w:r>
           </w:p>
         </w:tc>
@@ -1270,7 +1270,7 @@
           </w:tcPr>
           <w:p>
             <w:r>
-              <w:t>1,543</w:t>
+              <w:t>1,518</w:t>
             </w:r>
           </w:p>
         </w:tc>
@@ -1322,7 +1322,7 @@
           </w:tcPr>
           <w:p>
             <w:r>
-              <w:t>0,083</w:t>
+              <w:t>0,069</w:t>
             </w:r>
           </w:p>
         </w:tc>
@@ -1332,7 +1332,7 @@
           </w:tcPr>
           <w:p>
             <w:r>
-              <w:t>0,989</w:t>
+              <w:t>0,916</w:t>
             </w:r>
           </w:p>
         </w:tc>
@@ -1384,7 +1384,7 @@
           </w:tcPr>
           <w:p>
             <w:r>
-              <w:t>0,082</w:t>
+              <w:t>0,089</w:t>
             </w:r>
           </w:p>
         </w:tc>
@@ -1394,7 +1394,7 @@
           </w:tcPr>
           <w:p>
             <w:r>
-              <w:t>0,862</w:t>
+              <w:t>0,782</w:t>
             </w:r>
           </w:p>
         </w:tc>
@@ -1446,7 +1446,7 @@
           </w:tcPr>
           <w:p>
             <w:r>
-              <w:t>0,077</w:t>
+              <w:t>0,067</w:t>
             </w:r>
           </w:p>
         </w:tc>
@@ -1456,7 +1456,7 @@
           </w:tcPr>
           <w:p>
             <w:r>
-              <w:t>1,199</w:t>
+              <w:t>1,137</w:t>
             </w:r>
           </w:p>
         </w:tc>
@@ -1498,7 +1498,7 @@
           </w:tcPr>
           <w:p>
             <w:r>
-              <w:t>0,000</w:t>
+              <w:t>0,001</w:t>
             </w:r>
           </w:p>
         </w:tc>
@@ -1508,7 +1508,7 @@
           </w:tcPr>
           <w:p>
             <w:r>
-              <w:t>0,089</w:t>
+              <w:t>0,081</w:t>
             </w:r>
           </w:p>
         </w:tc>
@@ -1518,7 +1518,7 @@
           </w:tcPr>
           <w:p>
             <w:r>
-              <w:t>1,111</w:t>
+              <w:t>1,070</w:t>
             </w:r>
           </w:p>
         </w:tc>
@@ -1560,7 +1560,7 @@
           </w:tcPr>
           <w:p>
             <w:r>
-              <w:t>0,014</w:t>
+              <w:t>0,021</w:t>
             </w:r>
           </w:p>
         </w:tc>
@@ -1570,7 +1570,7 @@
           </w:tcPr>
           <w:p>
             <w:r>
-              <w:t>0,384</w:t>
+              <w:t>0,382</w:t>
             </w:r>
           </w:p>
         </w:tc>
@@ -1580,7 +1580,7 @@
           </w:tcPr>
           <w:p>
             <w:r>
-              <w:t>1,645</w:t>
+              <w:t>1,616</w:t>
             </w:r>
           </w:p>
         </w:tc>
@@ -1622,7 +1622,7 @@
           </w:tcPr>
           <w:p>
             <w:r>
-              <w:t>0,047</w:t>
+              <w:t>0,038</w:t>
             </w:r>
           </w:p>
         </w:tc>
@@ -1632,7 +1632,7 @@
           </w:tcPr>
           <w:p>
             <w:r>
-              <w:t>0,602</w:t>
+              <w:t>0,599</w:t>
             </w:r>
           </w:p>
         </w:tc>
@@ -1642,7 +1642,7 @@
           </w:tcPr>
           <w:p>
             <w:r>
-              <w:t>2,663</w:t>
+              <w:t>2,704</w:t>
             </w:r>
           </w:p>
         </w:tc>
@@ -1684,7 +1684,7 @@
           </w:tcPr>
           <w:p>
             <w:r>
-              <w:t>0,009</w:t>
+              <w:t>0,000</w:t>
             </w:r>
           </w:p>
         </w:tc>
@@ -1694,7 +1694,7 @@
           </w:tcPr>
           <w:p>
             <w:r>
-              <w:t>1,206</w:t>
+              <w:t>1,296</w:t>
             </w:r>
           </w:p>
         </w:tc>
@@ -1704,7 +1704,7 @@
           </w:tcPr>
           <w:p>
             <w:r>
-              <w:t>3,636</w:t>
+              <w:t>3,686</w:t>
             </w:r>
           </w:p>
         </w:tc>
@@ -1746,7 +1746,7 @@
           </w:tcPr>
           <w:p>
             <w:r>
-              <w:t>0,076</w:t>
+              <w:t>0,007</w:t>
             </w:r>
           </w:p>
         </w:tc>
@@ -1756,7 +1756,7 @@
           </w:tcPr>
           <w:p>
             <w:r>
-              <w:t>1,750</w:t>
+              <w:t>1,811</w:t>
             </w:r>
           </w:p>
         </w:tc>
@@ -1766,7 +1766,7 @@
           </w:tcPr>
           <w:p>
             <w:r>
-              <w:t>4,215</w:t>
+              <w:t>4,299</w:t>
             </w:r>
           </w:p>
         </w:tc>
@@ -1808,7 +1808,7 @@
           </w:tcPr>
           <w:p>
             <w:r>
-              <w:t>0,196</w:t>
+              <w:t>0,098</w:t>
             </w:r>
           </w:p>
         </w:tc>
@@ -1818,7 +1818,7 @@
           </w:tcPr>
           <w:p>
             <w:r>
-              <w:t>2,134</w:t>
+              <w:t>2,096</w:t>
             </w:r>
           </w:p>
         </w:tc>
@@ -1828,7 +1828,7 @@
           </w:tcPr>
           <w:p>
             <w:r>
-              <w:t>4,505</w:t>
+              <w:t>4,601</w:t>
             </w:r>
           </w:p>
         </w:tc>
@@ -1870,7 +1870,7 @@
           </w:tcPr>
           <w:p>
             <w:r>
-              <w:t>0,416</w:t>
+              <w:t>0,355</w:t>
             </w:r>
           </w:p>
         </w:tc>
@@ -1880,7 +1880,7 @@
           </w:tcPr>
           <w:p>
             <w:r>
-              <w:t>2,545</w:t>
+              <w:t>2,500</w:t>
             </w:r>
           </w:p>
         </w:tc>
@@ -1890,7 +1890,7 @@
           </w:tcPr>
           <w:p>
             <w:r>
-              <w:t>4,543</w:t>
+              <w:t>4,633</w:t>
             </w:r>
           </w:p>
         </w:tc>
@@ -1932,7 +1932,7 @@
           </w:tcPr>
           <w:p>
             <w:r>
-              <w:t>0,804</w:t>
+              <w:t>0,756</w:t>
             </w:r>
           </w:p>
         </w:tc>
@@ -1942,7 +1942,7 @@
           </w:tcPr>
           <w:p>
             <w:r>
-              <w:t>2,963</w:t>
+              <w:t>2,968</w:t>
             </w:r>
           </w:p>
         </w:tc>
@@ -1952,7 +1952,7 @@
           </w:tcPr>
           <w:p>
             <w:r>
-              <w:t>4,749</w:t>
+              <w:t>4,827</w:t>
             </w:r>
           </w:p>
         </w:tc>
@@ -1994,7 +1994,7 @@
           </w:tcPr>
           <w:p>
             <w:r>
-              <w:t>1,249</w:t>
+              <w:t>1,232</w:t>
             </w:r>
           </w:p>
         </w:tc>
@@ -2004,7 +2004,7 @@
           </w:tcPr>
           <w:p>
             <w:r>
-              <w:t>3,422</w:t>
+              <w:t>3,460</w:t>
             </w:r>
           </w:p>
         </w:tc>
@@ -2014,7 +2014,7 @@
           </w:tcPr>
           <w:p>
             <w:r>
-              <w:t>4,824</w:t>
+              <w:t>4,925</w:t>
             </w:r>
           </w:p>
         </w:tc>
@@ -2056,7 +2056,7 @@
           </w:tcPr>
           <w:p>
             <w:r>
-              <w:t>1,795</w:t>
+              <w:t>1,820</w:t>
             </w:r>
           </w:p>
         </w:tc>
@@ -2066,7 +2066,7 @@
           </w:tcPr>
           <w:p>
             <w:r>
-              <w:t>3,745</w:t>
+              <w:t>3,777</w:t>
             </w:r>
           </w:p>
         </w:tc>
@@ -2076,7 +2076,7 @@
           </w:tcPr>
           <w:p>
             <w:r>
-              <w:t>4,896</w:t>
+              <w:t>4,969</w:t>
             </w:r>
           </w:p>
         </w:tc>
@@ -2118,7 +2118,7 @@
           </w:tcPr>
           <w:p>
             <w:r>
-              <w:t>2,430</w:t>
+              <w:t>2,407</w:t>
             </w:r>
           </w:p>
         </w:tc>
@@ -2128,7 +2128,7 @@
           </w:tcPr>
           <w:p>
             <w:r>
-              <w:t>4,297</w:t>
+              <w:t>4,286</w:t>
             </w:r>
           </w:p>
         </w:tc>
@@ -2138,7 +2138,7 @@
           </w:tcPr>
           <w:p>
             <w:r>
-              <w:t>4,912</w:t>
+              <w:t>4,941</w:t>
             </w:r>
           </w:p>
         </w:tc>
@@ -2180,7 +2180,7 @@
           </w:tcPr>
           <w:p>
             <w:r>
-              <w:t>3,048</w:t>
+              <w:t>3,094</w:t>
             </w:r>
           </w:p>
         </w:tc>
@@ -2190,7 +2190,7 @@
           </w:tcPr>
           <w:p>
             <w:r>
-              <w:t>4,664</w:t>
+              <w:t>4,689</w:t>
             </w:r>
           </w:p>
         </w:tc>
@@ -2200,7 +2200,7 @@
           </w:tcPr>
           <w:p>
             <w:r>
-              <w:t>4,969</w:t>
+              <w:t>4,977</w:t>
             </w:r>
           </w:p>
         </w:tc>
@@ -2242,7 +2242,7 @@
           </w:tcPr>
           <w:p>
             <w:r>
-              <w:t>3,119</w:t>
+              <w:t>3,111</w:t>
             </w:r>
           </w:p>
         </w:tc>
@@ -2252,7 +2252,7 @@
           </w:tcPr>
           <w:p>
             <w:r>
-              <w:t>4,599</w:t>
+              <w:t>4,587</w:t>
             </w:r>
           </w:p>
         </w:tc>
@@ -2262,7 +2262,7 @@
           </w:tcPr>
           <w:p>
             <w:r>
-              <w:t>4,972</w:t>
+              <w:t>4,975</w:t>
             </w:r>
           </w:p>
         </w:tc>
@@ -2304,7 +2304,7 @@
           </w:tcPr>
           <w:p>
             <w:r>
-              <w:t>3,907</w:t>
+              <w:t>3,868</w:t>
             </w:r>
           </w:p>
         </w:tc>
@@ -2314,7 +2314,7 @@
           </w:tcPr>
           <w:p>
             <w:r>
-              <w:t>4,832</w:t>
+              <w:t>4,842</w:t>
             </w:r>
           </w:p>
         </w:tc>
@@ -2324,7 +2324,7 @@
           </w:tcPr>
           <w:p>
             <w:r>
-              <w:t>4,981</w:t>
+              <w:t>4,971</w:t>
             </w:r>
           </w:p>
         </w:tc>
@@ -2366,7 +2366,7 @@
           </w:tcPr>
           <w:p>
             <w:r>
-              <w:t>4,101</w:t>
+              <w:t>4,096</w:t>
             </w:r>
           </w:p>
         </w:tc>
@@ -2376,7 +2376,7 @@
           </w:tcPr>
           <w:p>
             <w:r>
-              <w:t>4,880</w:t>
+              <w:t>4,909</w:t>
             </w:r>
           </w:p>
         </w:tc>
@@ -2416,14 +2416,6 @@
       </w:pPr>
       <w:r>
         <w:t>погодные модели расходятся больше 2.5 м/с в 8 ч</w:t>
-      </w:r>
-    </w:p>
-    <w:p>
-      <w:pPr>
-        <w:pStyle w:val="ListBullet"/>
-      </w:pPr>
-      <w:r>
-        <w:t>резкий рост на 1.53 МВт за 3 ч к 14:00</w:t>
       </w:r>
     </w:p>
     <w:p>
@@ -2560,7 +2552,7 @@
           </w:tcPr>
           <w:p>
             <w:r>
-              <w:t>1,033</w:t>
+              <w:t>1,029</w:t>
             </w:r>
           </w:p>
         </w:tc>
@@ -2570,7 +2562,7 @@
           </w:tcPr>
           <w:p>
             <w:r>
-              <w:t>1,349 → 0,316</w:t>
+              <w:t>1,337 → 0,308</w:t>
             </w:r>
           </w:p>
         </w:tc>
@@ -2622,7 +2614,7 @@
           </w:tcPr>
           <w:p>
             <w:r>
-              <w:t>0,832</w:t>
+              <w:t>0,817</w:t>
             </w:r>
           </w:p>
         </w:tc>
@@ -2632,7 +2624,7 @@
           </w:tcPr>
           <w:p>
             <w:r>
-              <w:t>1,031 → 0,199</w:t>
+              <w:t>1,003 → 0,186</w:t>
             </w:r>
           </w:p>
         </w:tc>
@@ -2684,7 +2676,7 @@
           </w:tcPr>
           <w:p>
             <w:r>
-              <w:t>0,557</w:t>
+              <w:t>0,583</w:t>
             </w:r>
           </w:p>
         </w:tc>
@@ -2694,7 +2686,7 @@
           </w:tcPr>
           <w:p>
             <w:r>
-              <w:t>4,664 → 4,107</w:t>
+              <w:t>4,689 → 4,106</w:t>
             </w:r>
           </w:p>
         </w:tc>
